--- a/Volume 1/Chapter 04 - Databases/SPA_Vol1_Ch4_Lesson4_6a_SELECT_Extended.docx
+++ b/Volume 1/Chapter 04 - Databases/SPA_Vol1_Ch4_Lesson4_6a_SELECT_Extended.docx
@@ -1036,9 +1036,129 @@
     </w:p>
     <w:p>
       <w:pPr>
+        <w:keepNext/>
+      </w:pPr>
+      <w:r>
+        <w:t>Next, let the tools create the Rust and Solidity project files, as in Lesson 4.0a. Remember, Cargo.toml describes the project: cargo init names it list_contacts, and cargo add pins the mysql crate at exactly 28.0.3. The Connector Setup below deletes the starter src\main.rs after cargo fetch, because each program is its own file in src\bin. Remember, forge init makes the Solidity project; --empty leaves out the sample files, and --force lets it run in the folder you just made.</w:t>
+      </w:r>
+    </w:p>
+    <w:p>
+      <w:pPr>
+        <w:keepNext/>
+      </w:pPr>
+    </w:p>
+    <w:p>
+      <w:pPr>
+        <w:pStyle w:val="CommandBlock"/>
+        <w:keepNext/>
+      </w:pPr>
+      <w:r>
+        <w:t>cargo init .\rust --name list_contacts --vcs none</w:t>
+      </w:r>
+    </w:p>
+    <w:p>
+      <w:pPr>
+        <w:pStyle w:val="CommandBlock"/>
+        <w:keepNext/>
+      </w:pPr>
+      <w:r>
+        <w:t>cargo add --manifest-path .\rust\Cargo.toml mysql@=28.0.3</w:t>
+      </w:r>
+    </w:p>
+    <w:p>
+      <w:pPr>
+        <w:pStyle w:val="CommandBlock"/>
+      </w:pPr>
+      <w:r>
+        <w:t>forge init .\solidity --empty --no-git --offline --force</w:t>
+      </w:r>
+    </w:p>
+    <w:p>
+      <w:pPr>
+        <w:keepNext/>
+      </w:pPr>
+    </w:p>
+    <w:p>
+      <w:r>
+        <w:t>Then type the Solidity project's settings file, foundry.toml; these scripts read and write no files, so it allows none. As in Chapter 1, notepad .\solidity\foundry.toml opens the file forge init wrote: replace its text with the file below, save it with Ctrl+S, and close Notepad.</w:t>
+      </w:r>
+    </w:p>
+    <w:p>
+      <w:pPr>
+        <w:keepNext/>
+      </w:pPr>
+    </w:p>
+    <w:p>
+      <w:pPr>
         <w:pStyle w:val="Heading3"/>
       </w:pPr>
       <w:r>
+        <w:t>solidity/foundry.toml</w:t>
+      </w:r>
+    </w:p>
+    <w:p>
+      <w:pPr>
+        <w:pStyle w:val="SourceCode"/>
+        <w:keepNext/>
+      </w:pPr>
+      <w:r>
+        <w:t>[profile.default]</w:t>
+      </w:r>
+    </w:p>
+    <w:p>
+      <w:pPr>
+        <w:pStyle w:val="SourceCode"/>
+        <w:keepNext/>
+      </w:pPr>
+      <w:r>
+        <w:t># The files in script/ are the only Solidity sources in this project.</w:t>
+      </w:r>
+    </w:p>
+    <w:p>
+      <w:pPr>
+        <w:pStyle w:val="SourceCode"/>
+        <w:keepNext/>
+      </w:pPr>
+      <w:r>
+        <w:t>src = "script"</w:t>
+      </w:r>
+    </w:p>
+    <w:p>
+      <w:pPr>
+        <w:pStyle w:val="SourceCode"/>
+        <w:keepNext/>
+      </w:pPr>
+      <w:r>
+        <w:t># forge install puts forge-std in lib/.</w:t>
+      </w:r>
+    </w:p>
+    <w:p>
+      <w:pPr>
+        <w:pStyle w:val="SourceCode"/>
+        <w:keepNext/>
+      </w:pPr>
+      <w:r>
+        <w:t>libs = ["lib"]</w:t>
+      </w:r>
+    </w:p>
+    <w:p>
+      <w:pPr>
+        <w:pStyle w:val="SourceCode"/>
+      </w:pPr>
+      <w:r>
+        <w:t># The scripts read and write no files, so no fs_permissions are needed.</w:t>
+      </w:r>
+    </w:p>
+    <w:p>
+      <w:pPr>
+        <w:keepNext/>
+      </w:pPr>
+    </w:p>
+    <w:p>
+      <w:pPr>
+        <w:pStyle w:val="Heading3"/>
+      </w:pPr>
+      <w:r>
         <w:t>Linux or macOS Project Setup</w:t>
       </w:r>
     </w:p>
@@ -1087,8 +1207,62 @@
       </w:pPr>
     </w:p>
     <w:p>
-      <w:r>
-        <w:t>Save each source and supporting file from this lesson into the matching path in the project layout. As in Chapter 1, notepad .\rust\Cargo.toml creates and opens one: choose Yes, type the file, save it with Ctrl+S, and close Notepad (on Linux or macOS, nano ./rust/Cargo.toml: type the file, then save and close it with Ctrl+O, Enter, then Ctrl+X). The Linux commands leave out the assembly folder, because Linux Assembly is deferred.</w:t>
+      <w:pPr>
+        <w:keepNext/>
+      </w:pPr>
+      <w:r>
+        <w:t>Then create the Rust and Solidity project files with the same commands as on Windows.</w:t>
+      </w:r>
+    </w:p>
+    <w:p>
+      <w:pPr>
+        <w:keepNext/>
+      </w:pPr>
+    </w:p>
+    <w:p>
+      <w:pPr>
+        <w:pStyle w:val="CommandBlock"/>
+        <w:keepNext/>
+      </w:pPr>
+      <w:r>
+        <w:t>cargo init ./rust --name list_contacts --vcs none</w:t>
+      </w:r>
+    </w:p>
+    <w:p>
+      <w:pPr>
+        <w:pStyle w:val="CommandBlock"/>
+        <w:keepNext/>
+      </w:pPr>
+      <w:r>
+        <w:t>cargo add --manifest-path ./rust/Cargo.toml mysql@=28.0.3</w:t>
+      </w:r>
+    </w:p>
+    <w:p>
+      <w:pPr>
+        <w:pStyle w:val="CommandBlock"/>
+      </w:pPr>
+      <w:r>
+        <w:t>forge init ./solidity --empty --no-git --offline --force</w:t>
+      </w:r>
+    </w:p>
+    <w:p>
+      <w:pPr>
+        <w:keepNext/>
+      </w:pPr>
+    </w:p>
+    <w:p>
+      <w:r>
+        <w:t>Type solidity/foundry.toml exactly as shown in the Windows setup.</w:t>
+      </w:r>
+    </w:p>
+    <w:p>
+      <w:pPr>
+        <w:keepNext/>
+      </w:pPr>
+    </w:p>
+    <w:p>
+      <w:r>
+        <w:t>You save each source file in its language's section below, as each is shown. As in Chapter 1, notepad .\rust\src\bin\basic_list_contacts.rs creates and opens one: choose Yes, type the file, save it with Ctrl+S, and close Notepad (on Linux or macOS, nano ./rust/src/bin/basic_list_contacts.rs: type the file, then save and close it with Ctrl+O, Enter, then Ctrl+X). The Linux commands leave out the assembly folder, because Linux Assembly is deferred.</w:t>
       </w:r>
     </w:p>
     <w:p>
@@ -1169,6 +1343,15 @@
         <w:keepNext/>
       </w:pPr>
       <w:r>
+        <w:t>Remove-Item .\rust\src\main.rs</w:t>
+      </w:r>
+    </w:p>
+    <w:p>
+      <w:pPr>
+        <w:pStyle w:val="CommandBlock"/>
+        <w:keepNext/>
+      </w:pPr>
+      <w:r>
         <w:t>curl.exe -fsSL -o .\vendor\mysql-1.9.0.tar `</w:t>
       </w:r>
     </w:p>
@@ -1235,6 +1418,15 @@
         <w:keepNext/>
       </w:pPr>
       <w:r>
+        <w:t>rm ./rust/src/main.rs</w:t>
+      </w:r>
+    </w:p>
+    <w:p>
+      <w:pPr>
+        <w:pStyle w:val="CommandBlock"/>
+        <w:keepNext/>
+      </w:pPr>
+      <w:r>
         <w:t>curl -fsSL -o ./vendor/mysql-1.9.0.tar \</w:t>
       </w:r>
     </w:p>
@@ -13726,7 +13918,7 @@
     </w:p>
     <w:p>
       <w:r>
-        <w:t>Cargo.toml names the Rust project and pins the mysql crate at exactly 28.0.3. foundry.toml is the Solidity project's settings file; these scripts read and write no files, so it allows none.</w:t>
+        <w:t>This is the file the setup commands wrote, shown here so you can check yours. Cargo.toml names the Rust project and pins the mysql crate at exactly 28.0.3. Yours has no comment lines, and its blank lines may differ; the comments here explain each part.</w:t>
       </w:r>
     </w:p>
     <w:p>
@@ -13837,77 +14029,6 @@
       </w:pPr>
       <w:r>
         <w:t>mysql = "=28.0.3"</w:t>
-      </w:r>
-    </w:p>
-    <w:p>
-      <w:pPr>
-        <w:keepNext/>
-      </w:pPr>
-    </w:p>
-    <w:p>
-      <w:pPr>
-        <w:keepNext/>
-      </w:pPr>
-    </w:p>
-    <w:p>
-      <w:pPr>
-        <w:pStyle w:val="Heading2"/>
-      </w:pPr>
-      <w:r>
-        <w:t>solidity/foundry.toml</w:t>
-      </w:r>
-    </w:p>
-    <w:p>
-      <w:pPr>
-        <w:pStyle w:val="SourceCode"/>
-        <w:keepNext/>
-      </w:pPr>
-      <w:r>
-        <w:t>[profile.default]</w:t>
-      </w:r>
-    </w:p>
-    <w:p>
-      <w:pPr>
-        <w:pStyle w:val="SourceCode"/>
-        <w:keepNext/>
-      </w:pPr>
-      <w:r>
-        <w:t># The files in script/ are the only Solidity sources in this project.</w:t>
-      </w:r>
-    </w:p>
-    <w:p>
-      <w:pPr>
-        <w:pStyle w:val="SourceCode"/>
-        <w:keepNext/>
-      </w:pPr>
-      <w:r>
-        <w:t>src = "script"</w:t>
-      </w:r>
-    </w:p>
-    <w:p>
-      <w:pPr>
-        <w:pStyle w:val="SourceCode"/>
-        <w:keepNext/>
-      </w:pPr>
-      <w:r>
-        <w:t># forge install puts forge-std in lib/.</w:t>
-      </w:r>
-    </w:p>
-    <w:p>
-      <w:pPr>
-        <w:pStyle w:val="SourceCode"/>
-        <w:keepNext/>
-      </w:pPr>
-      <w:r>
-        <w:t>libs = ["lib"]</w:t>
-      </w:r>
-    </w:p>
-    <w:p>
-      <w:pPr>
-        <w:pStyle w:val="SourceCode"/>
-      </w:pPr>
-      <w:r>
-        <w:t># The scripts read and write no files, so no fs_permissions are needed.</w:t>
       </w:r>
     </w:p>
     <w:p>
@@ -15068,31 +15189,31 @@
       </w:rPr>
     </w:lvl>
   </w:abstractNum>
-  <w:num w:numId="1" w16cid:durableId="1590918261">
+  <w:num w:numId="1" w16cid:durableId="2087652016">
     <w:abstractNumId w:val="8"/>
   </w:num>
-  <w:num w:numId="2" w16cid:durableId="660930937">
+  <w:num w:numId="2" w16cid:durableId="437067941">
     <w:abstractNumId w:val="6"/>
   </w:num>
-  <w:num w:numId="3" w16cid:durableId="693961579">
+  <w:num w:numId="3" w16cid:durableId="657727224">
     <w:abstractNumId w:val="5"/>
   </w:num>
-  <w:num w:numId="4" w16cid:durableId="1670794012">
+  <w:num w:numId="4" w16cid:durableId="588345359">
     <w:abstractNumId w:val="4"/>
   </w:num>
-  <w:num w:numId="5" w16cid:durableId="863523435">
+  <w:num w:numId="5" w16cid:durableId="1858078493">
     <w:abstractNumId w:val="7"/>
   </w:num>
-  <w:num w:numId="6" w16cid:durableId="1800806646">
+  <w:num w:numId="6" w16cid:durableId="610476617">
     <w:abstractNumId w:val="3"/>
   </w:num>
-  <w:num w:numId="7" w16cid:durableId="478575867">
+  <w:num w:numId="7" w16cid:durableId="544218840">
     <w:abstractNumId w:val="2"/>
   </w:num>
-  <w:num w:numId="8" w16cid:durableId="1865633140">
+  <w:num w:numId="8" w16cid:durableId="993218413">
     <w:abstractNumId w:val="1"/>
   </w:num>
-  <w:num w:numId="9" w16cid:durableId="125859553">
+  <w:num w:numId="9" w16cid:durableId="1644652650">
     <w:abstractNumId w:val="0"/>
   </w:num>
 </w:numbering>

--- a/Volume 1/Chapter 04 - Databases/SPA_Vol1_Ch4_Lesson4_6a_SELECT_Extended.docx
+++ b/Volume 1/Chapter 04 - Databases/SPA_Vol1_Ch4_Lesson4_6a_SELECT_Extended.docx
@@ -67,10 +67,10 @@
     </w:p>
     <w:p>
       <w:r>
-        <w:t>Read every contact back out of the contacts table from Assembly, Rust, and Erlang, with exactly Lesson 4.6's query, SELECT id, name, email, phone FROM contacts ORDER BY id. Each program turns every returned row into a Contact record, recognizes Grace Hopper's NULL phone in its own language's way and prints (no phone) for it, releases the rows, and prints the same five lines as Lesson 4.6's programs. Solidity has no table to SELECT from: its section reads Lesson 4.5a's ContactBook back, one entry at a time b</w:t>
-      </w:r>
-      <w:r>
-        <w:t>y its key, where there is no NULL and no way to list the entries except through ids the contract counts itself.</w:t>
+        <w:t xml:space="preserve">Read every contact back out of the contacts table from Assembly, Rust, and Erlang, each language from its own table, with Lesson 4.6's query: SELECT id, name, email, phone FROM contacts_assembly ORDER BY id in Assembly, with contacts_rust or contacts_erlang in place of contacts_assembly in Rust and Erlang. Each program turns every returned row into a Contact record, recognizes Grace Hopper's NULL phone in its own language's way and prints (no phone) for it, releases the rows, and prints the same five lines </w:t>
+      </w:r>
+      <w:r>
+        <w:t>as Lesson 4.6's programs. Solidity has no table to SELECT from: its section reads Lesson 4.5a's ContactBook back, one entry at a time by its key, where there is no NULL and no way to list the entries except through ids the contract counts itself.</w:t>
       </w:r>
     </w:p>
     <w:p>
@@ -101,7 +101,7 @@
         <w:t>Lesson 4.6 explains why a program must check a column that may be NULL before it uses the value, and why it releases a query's rows. This companion shows how differently languages make that check. Assembly gets a bare address and must test it by hand; nothing stops it from using address 0. Rust puts the no-value in the type, Option&lt;String&gt;, and refuses to build a program that treats it as plain text. Erlang hands over an atom that prints as the word null if the check is forgotten. Solidity shows the other s</w:t>
       </w:r>
       <w:r>
-        <w:t>ide: contract storage has no NULL at all, so a contract must decide for itself what "no phone" looks like. Read Lesson 4.6 first: this companion uses its query, its record, its reset file, and its output, and does not repeat why each was chosen.</w:t>
+        <w:t>ide: contract storage has no NULL at all, so a contract must decide for itself what "no phone" looks like. Read Lesson 4.6 first: this companion uses its query, its record, its reset files, and its output, and does not repeat why each was chosen.</w:t>
       </w:r>
     </w:p>
     <w:p>
@@ -132,7 +132,15 @@
         <w:pStyle w:val="ListBullet"/>
       </w:pPr>
       <w:r>
-        <w:t>Remember, Lesson 4.6's query is this one statement. The programs send it as one line:</w:t>
+        <w:t>Remember, each language keeps its own table, so the programs never touch each other's rows (Lesson 4.4): contacts_assembly, contacts_rust, and contacts_erlang, each with Lesson 4.4's columns and its own reset file.</w:t>
+      </w:r>
+    </w:p>
+    <w:p>
+      <w:pPr>
+        <w:pStyle w:val="ListBullet"/>
+      </w:pPr>
+      <w:r>
+        <w:t>Remember, Lesson 4.6's query is this one statement, here with the Assembly programs' table; Rust and Erlang name their own. The programs send it as one line:</w:t>
       </w:r>
     </w:p>
     <w:p>
@@ -155,7 +163,7 @@
         <w:keepNext/>
       </w:pPr>
       <w:r>
-        <w:t>FROM contacts</w:t>
+        <w:t>FROM contacts_assembly</w:t>
       </w:r>
     </w:p>
     <w:p>
@@ -184,7 +192,11 @@
         <w:pStyle w:val="ListBullet"/>
       </w:pPr>
       <w:r>
-        <w:t>Remember, mapping a row means copying its columns into a Contact record, so the rest of the program uses fields instead of column positions (Lesson 4.6). Each language builds the record in its own form (Lesson 2.9a); full name and email are Lesson 3.13a's Contact fields, and id and phone are the table's other two columns. Text in Assembly cannot hold "no value", so its record keeps a second field that says whether there is a phone, as Lesson 4.6's C record does with has_phone:</w:t>
+        <w:t xml:space="preserve">Remember, mapping a row means copying its columns into a Contact record, so the rest of the program uses fields instead of column positions (Lesson 4.6). Each language builds the record in its own form (Lesson 2.9a); full name and email are Lesson 3.13a's Contact fields, and id and phone are the table's other </w:t>
+      </w:r>
+      <w:r>
+        <w:lastRenderedPageBreak/>
+        <w:t>two columns. Text in Assembly cannot hold "no value", so its record keeps a second field that says whether there is a phone, as Lesson 4.6's C record does with has_phone:</w:t>
       </w:r>
     </w:p>
     <w:p>
@@ -384,7 +396,7 @@
         <w:keepNext/>
       </w:pPr>
       <w:r>
-        <w:t>In Lesson 4.6             In ContactBook's storage</w:t>
+        <w:t>In Lesson 4.6            In ContactBook's storage</w:t>
       </w:r>
     </w:p>
     <w:p>
@@ -393,7 +405,7 @@
         <w:keepNext/>
       </w:pPr>
       <w:r>
-        <w:t>SELECT ... FROM contacts  the getter contacts(id): one entry per call</w:t>
+        <w:t>SELECT ... FROM a table  the getter contacts(id): one entry per call</w:t>
       </w:r>
     </w:p>
     <w:p>
@@ -402,7 +414,7 @@
         <w:keepNext/>
       </w:pPr>
       <w:r>
-        <w:t>every row                 ids 1 to lastId, the contract's own count</w:t>
+        <w:t>every row                ids 1 to lastId, the contract's own count</w:t>
       </w:r>
     </w:p>
     <w:p>
@@ -411,7 +423,7 @@
         <w:keepNext/>
       </w:pPr>
       <w:r>
-        <w:t>ORDER BY id               the loop's order: counting up from 1</w:t>
+        <w:t>ORDER BY id              the loop's order: counting up from 1</w:t>
       </w:r>
     </w:p>
     <w:p>
@@ -420,7 +432,7 @@
         <w:keepNext/>
       </w:pPr>
       <w:r>
-        <w:t>a NULL phone              no NULL: empty text, read as no phone</w:t>
+        <w:t>a NULL phone             no NULL: empty text, read as no phone</w:t>
       </w:r>
     </w:p>
     <w:p>
@@ -429,7 +441,7 @@
         <w:keepNext/>
       </w:pPr>
       <w:r>
-        <w:t>a missing row             zero values: id 0 and empty texts</w:t>
+        <w:t>a missing row            zero values: id 0 and empty texts</w:t>
       </w:r>
     </w:p>
     <w:p>
@@ -438,7 +450,7 @@
         <w:keepNext/>
       </w:pPr>
       <w:r>
-        <w:t>releasing the rows        nothing: the getter returns copies</w:t>
+        <w:t>releasing the rows       nothing: the getter returns copies</w:t>
       </w:r>
     </w:p>
     <w:p>
@@ -446,7 +458,7 @@
         <w:pStyle w:val="RequiredOutput"/>
       </w:pPr>
       <w:r>
-        <w:t>the Data Reset            a new chain each run; the script adds</w:t>
+        <w:t>the Data Reset           a new chain each run; the script adds</w:t>
       </w:r>
     </w:p>
     <w:p>
@@ -499,7 +511,7 @@
         <w:keepNext/>
       </w:pPr>
       <w:r>
-        <w:t>Setup: Reset contacts to Three Known Rows (One Phone Is NULL)</w:t>
+        <w:t>Setup: Reset the Language's Table to Three Known Rows (One Phone Is NULL)</w:t>
       </w:r>
     </w:p>
     <w:p>
@@ -535,7 +547,7 @@
         <w:keepNext/>
       </w:pPr>
       <w:r>
-        <w:t>Query: SELECT id, name, email, phone FROM contacts ORDER BY id</w:t>
+        <w:t>Query the Language's Own Table, in id Order</w:t>
       </w:r>
     </w:p>
     <w:p>
@@ -637,7 +649,7 @@
         <w:pStyle w:val="ListBullet"/>
       </w:pPr>
       <w:r>
-        <w:t>Project Setup runs Lesson 4.6's Data Reset, unchanged: the contacts table is dropped, created again with Lesson 4.4's exact definition, and given three known contacts, so ids 1, 2, and 3 are always Ada Lovelace, Grace Hopper, and Alan Turing, and only Grace Hopper's phone is NULL. The programs only read; none of them changes the table.</w:t>
+        <w:t>Project Setup runs Lesson 4.6's Data Reset, with one file per language: each language's contacts table (contacts_assembly, contacts_rust, contacts_erlang) is dropped, created again with Lesson 4.4's exact definition, and given three known contacts, so ids 1, 2, and 3 are always Ada Lovelace, Grace Hopper, and Alan Turing, and only Grace Hopper's phone is NULL. The programs only read; none of them changes the table.</w:t>
       </w:r>
     </w:p>
     <w:p>
@@ -653,7 +665,7 @@
         <w:pStyle w:val="ListBullet"/>
       </w:pPr>
       <w:r>
-        <w:t>They query SELECT id, name, email, phone FROM contacts ORDER BY id, print Contacts in id order:, map each row into a Contact record with the fields id, full name, email, and phone, and print one line per contact: two spaces, the id, a colon, then the name, email, and phone separated by commas, with (no phone) when the phone is NULL. These are Lesson 4.6's five lines, word for word.</w:t>
+        <w:t>They query SELECT id, name, email, phone FROM contacts_assembly ORDER BY id, with their own language's table in place of contacts_assembly, print Contacts in id order:, map each row into a Contact record with the fields id, full name, email, and phone, and print one line per contact: two spaces, the id, a colon, then the name, email, and phone separated by commas, with (no phone) when the phone is NULL. These are Lesson 4.6's five lines, word for word.</w:t>
       </w:r>
     </w:p>
     <w:p>
@@ -731,7 +743,25 @@
         <w:keepNext/>
       </w:pPr>
       <w:r>
-        <w:t xml:space="preserve">  sql/reset_contacts.sql</w:t>
+        <w:t xml:space="preserve">  sql/reset_contacts_assembly.sql</w:t>
+      </w:r>
+    </w:p>
+    <w:p>
+      <w:pPr>
+        <w:pStyle w:val="CommandBlock"/>
+        <w:keepNext/>
+      </w:pPr>
+      <w:r>
+        <w:t xml:space="preserve">  sql/reset_contacts_rust.sql</w:t>
+      </w:r>
+    </w:p>
+    <w:p>
+      <w:pPr>
+        <w:pStyle w:val="CommandBlock"/>
+        <w:keepNext/>
+      </w:pPr>
+      <w:r>
+        <w:t xml:space="preserve">  sql/reset_contacts_erlang.sql</w:t>
       </w:r>
     </w:p>
     <w:p>
@@ -1693,10 +1723,10 @@
     </w:p>
     <w:p>
       <w:r>
-        <w:t>This is Lesson 4.6's Data Reset, unchanged. It resets the contacts table: it drops the table, with any rows earlier lessons or your own experiments left in it, creates it again with Lesson 4.4's exact definition, and inserts three known contacts, Grace Hopper's with a NULL phone. The programs print whatever the table holds, so the table must hold exactly these rows. Run the reset again whenever you want the table back in this state; the programs only read. Save the file from Lesson 4.6, or type it again fro</w:t>
-      </w:r>
-      <w:r>
-        <w:t>m here.</w:t>
+        <w:t>This is Lesson 4.6's Data Reset, with one file for each of this lesson's languages. Remember, each language keeps its own table (Lesson 4.4), so each has its own reset file, which touches only that table: reset_contacts_assembly.sql resets contacts_assembly, and the three files differ only in the language's name. Each file drops its table, with any rows earlier lessons or your own experiments left in it, creates it again with Lesson 4.4's exact definition, and inserts three known contacts, Grace Hopper's wi</w:t>
+      </w:r>
+      <w:r>
+        <w:t>th a NULL phone. The programs print whatever the table holds, so the table must hold exactly these rows. Run the reset again whenever you want the table back in this state; the programs only read. Each file is Lesson 4.6's reset_contacts_c.sql with its own language's table in place of contacts_c; type them from here.</w:t>
       </w:r>
     </w:p>
     <w:p>
@@ -1709,49 +1739,57 @@
         <w:pStyle w:val="Heading3"/>
       </w:pPr>
       <w:r>
-        <w:t>sql/reset_contacts.sql</w:t>
-      </w:r>
-    </w:p>
-    <w:p>
-      <w:pPr>
-        <w:pStyle w:val="SourceCode"/>
-        <w:keepNext/>
-      </w:pPr>
-      <w:r>
-        <w:t>-- Lesson 4.6's known contacts. This file resets the contacts table: it</w:t>
-      </w:r>
-    </w:p>
-    <w:p>
-      <w:pPr>
-        <w:pStyle w:val="SourceCode"/>
-        <w:keepNext/>
-      </w:pPr>
-      <w:r>
-        <w:t>-- drops the table, with any rows earlier lessons or your own experiments</w:t>
-      </w:r>
-    </w:p>
-    <w:p>
-      <w:pPr>
-        <w:pStyle w:val="SourceCode"/>
-      </w:pPr>
-      <w:r>
-        <w:t>-- left in it, and builds it again with three known rows. Every run of the</w:t>
-      </w:r>
-    </w:p>
-    <w:p>
-      <w:pPr>
-        <w:pStyle w:val="SourceCode"/>
-      </w:pPr>
-      <w:r>
-        <w:t>-- lesson's programs then reads exactly these rows. The programs only</w:t>
-      </w:r>
-    </w:p>
-    <w:p>
-      <w:pPr>
-        <w:pStyle w:val="SourceCode"/>
-      </w:pPr>
-      <w:r>
-        <w:t>-- read; they never change the table.</w:t>
+        <w:t>sql/reset_contacts_assembly.sql</w:t>
+      </w:r>
+    </w:p>
+    <w:p>
+      <w:pPr>
+        <w:pStyle w:val="SourceCode"/>
+        <w:keepNext/>
+      </w:pPr>
+      <w:r>
+        <w:t>-- Lesson 4.6's known contacts, for Assembly. This file resets</w:t>
+      </w:r>
+    </w:p>
+    <w:p>
+      <w:pPr>
+        <w:pStyle w:val="SourceCode"/>
+        <w:keepNext/>
+      </w:pPr>
+      <w:r>
+        <w:t>-- contacts_assembly, the Assembly programs' own contacts table: it drops</w:t>
+      </w:r>
+    </w:p>
+    <w:p>
+      <w:pPr>
+        <w:pStyle w:val="SourceCode"/>
+      </w:pPr>
+      <w:r>
+        <w:t>-- the table, with any rows earlier lessons or your own experiments left in</w:t>
+      </w:r>
+    </w:p>
+    <w:p>
+      <w:pPr>
+        <w:pStyle w:val="SourceCode"/>
+      </w:pPr>
+      <w:r>
+        <w:t>-- it, and builds it again with three known rows. Every run of the lesson's</w:t>
+      </w:r>
+    </w:p>
+    <w:p>
+      <w:pPr>
+        <w:pStyle w:val="SourceCode"/>
+      </w:pPr>
+      <w:r>
+        <w:t>-- programs then reads exactly these rows. The programs only read; they</w:t>
+      </w:r>
+    </w:p>
+    <w:p>
+      <w:pPr>
+        <w:pStyle w:val="SourceCode"/>
+      </w:pPr>
+      <w:r>
+        <w:t>-- never change the table.</w:t>
       </w:r>
     </w:p>
     <w:p>
@@ -1780,28 +1818,28 @@
         <w:pStyle w:val="SourceCode"/>
       </w:pPr>
       <w:r>
-        <w:t>DROP TABLE IF EXISTS contacts;</w:t>
-      </w:r>
-    </w:p>
-    <w:p>
-      <w:pPr>
-        <w:pStyle w:val="SourceCode"/>
-      </w:pPr>
-    </w:p>
-    <w:p>
-      <w:pPr>
-        <w:pStyle w:val="SourceCode"/>
-      </w:pPr>
-      <w:r>
-        <w:t>-- Lesson 4.4's contacts table, exactly as it defined it.</w:t>
-      </w:r>
-    </w:p>
-    <w:p>
-      <w:pPr>
-        <w:pStyle w:val="SourceCode"/>
-      </w:pPr>
-      <w:r>
-        <w:t>CREATE TABLE contacts (</w:t>
+        <w:t>DROP TABLE IF EXISTS contacts_assembly;</w:t>
+      </w:r>
+    </w:p>
+    <w:p>
+      <w:pPr>
+        <w:pStyle w:val="SourceCode"/>
+      </w:pPr>
+    </w:p>
+    <w:p>
+      <w:pPr>
+        <w:pStyle w:val="SourceCode"/>
+      </w:pPr>
+      <w:r>
+        <w:t>-- Lesson 4.4's contacts_assembly table, exactly as it defined it.</w:t>
+      </w:r>
+    </w:p>
+    <w:p>
+      <w:pPr>
+        <w:pStyle w:val="SourceCode"/>
+      </w:pPr>
+      <w:r>
+        <w:t>CREATE TABLE contacts_assembly (</w:t>
       </w:r>
     </w:p>
     <w:p>
@@ -1878,7 +1916,7 @@
         <w:pStyle w:val="SourceCode"/>
       </w:pPr>
       <w:r>
-        <w:t>INSERT INTO contacts (name, email, phone)</w:t>
+        <w:t>INSERT INTO contacts_assembly (name, email, phone)</w:t>
       </w:r>
     </w:p>
     <w:p>
@@ -1894,7 +1932,7 @@
         <w:pStyle w:val="SourceCode"/>
       </w:pPr>
       <w:r>
-        <w:t>INSERT INTO contacts (name, email, phone)</w:t>
+        <w:t>INSERT INTO contacts_assembly (name, email, phone)</w:t>
       </w:r>
     </w:p>
     <w:p>
@@ -1912,7 +1950,7 @@
         <w:keepNext/>
       </w:pPr>
       <w:r>
-        <w:t>INSERT INTO contacts (name, email, phone)</w:t>
+        <w:t>INSERT INTO contacts_assembly (name, email, phone)</w:t>
       </w:r>
     </w:p>
     <w:p>
@@ -1929,20 +1967,479 @@
       </w:pPr>
     </w:p>
     <w:p>
-      <w:r>
-        <w:t>Remember, the first command is Lesson 4.2's CREATE DATABASE IF NOT EXISTS spa_contacts, so this lesson works even if you start here. The second runs the file: source is the mysql client's own command, not SQL, and the client runs it from -e only with --commands; on Linux or macOS, &lt; sends the file to the client instead (Lesson 4.6). The third shows the table. Remember, MYSQL_PWD lasts only until the block's last line, -D names the database, and -t prints the answer as a table.</w:t>
-      </w:r>
-    </w:p>
-    <w:p>
-      <w:pPr>
-        <w:keepNext/>
-      </w:pPr>
-    </w:p>
-    <w:p>
       <w:pPr>
         <w:pStyle w:val="Heading3"/>
       </w:pPr>
       <w:r>
+        <w:t>sql/reset_contacts_rust.sql</w:t>
+      </w:r>
+    </w:p>
+    <w:p>
+      <w:pPr>
+        <w:pStyle w:val="SourceCode"/>
+        <w:keepNext/>
+      </w:pPr>
+      <w:r>
+        <w:t>-- Lesson 4.6's known contacts, for Rust. This file resets contacts_rust,</w:t>
+      </w:r>
+    </w:p>
+    <w:p>
+      <w:pPr>
+        <w:pStyle w:val="SourceCode"/>
+        <w:keepNext/>
+      </w:pPr>
+      <w:r>
+        <w:t>-- the Rust programs' own contacts table: it drops the table, with any rows</w:t>
+      </w:r>
+    </w:p>
+    <w:p>
+      <w:pPr>
+        <w:pStyle w:val="SourceCode"/>
+      </w:pPr>
+      <w:r>
+        <w:t>-- earlier lessons or your own experiments left in it, and builds it again</w:t>
+      </w:r>
+    </w:p>
+    <w:p>
+      <w:pPr>
+        <w:pStyle w:val="SourceCode"/>
+      </w:pPr>
+      <w:r>
+        <w:t>-- with three known rows. Every run of the lesson's programs then reads</w:t>
+      </w:r>
+    </w:p>
+    <w:p>
+      <w:pPr>
+        <w:pStyle w:val="SourceCode"/>
+      </w:pPr>
+      <w:r>
+        <w:t>-- exactly these rows. The programs only read; they never change the table.</w:t>
+      </w:r>
+    </w:p>
+    <w:p>
+      <w:pPr>
+        <w:pStyle w:val="SourceCode"/>
+      </w:pPr>
+    </w:p>
+    <w:p>
+      <w:pPr>
+        <w:pStyle w:val="SourceCode"/>
+      </w:pPr>
+      <w:r>
+        <w:t>-- Remove the old table and every row in it (Lesson 4.4). IF EXISTS skips</w:t>
+      </w:r>
+    </w:p>
+    <w:p>
+      <w:pPr>
+        <w:pStyle w:val="SourceCode"/>
+      </w:pPr>
+      <w:r>
+        <w:t>-- this when there is no table yet.</w:t>
+      </w:r>
+    </w:p>
+    <w:p>
+      <w:pPr>
+        <w:pStyle w:val="SourceCode"/>
+      </w:pPr>
+      <w:r>
+        <w:t>DROP TABLE IF EXISTS contacts_rust;</w:t>
+      </w:r>
+    </w:p>
+    <w:p>
+      <w:pPr>
+        <w:pStyle w:val="SourceCode"/>
+      </w:pPr>
+    </w:p>
+    <w:p>
+      <w:pPr>
+        <w:pStyle w:val="SourceCode"/>
+      </w:pPr>
+      <w:r>
+        <w:t>-- Lesson 4.4's contacts_rust table, exactly as it defined it.</w:t>
+      </w:r>
+    </w:p>
+    <w:p>
+      <w:pPr>
+        <w:pStyle w:val="SourceCode"/>
+      </w:pPr>
+      <w:r>
+        <w:t>CREATE TABLE contacts_rust (</w:t>
+      </w:r>
+    </w:p>
+    <w:p>
+      <w:pPr>
+        <w:pStyle w:val="SourceCode"/>
+      </w:pPr>
+      <w:r>
+        <w:t xml:space="preserve">    id    INT AUTO_INCREMENT PRIMARY KEY,</w:t>
+      </w:r>
+    </w:p>
+    <w:p>
+      <w:pPr>
+        <w:pStyle w:val="SourceCode"/>
+      </w:pPr>
+      <w:r>
+        <w:t xml:space="preserve">    name  VARCHAR(100) NOT NULL,</w:t>
+      </w:r>
+    </w:p>
+    <w:p>
+      <w:pPr>
+        <w:pStyle w:val="SourceCode"/>
+      </w:pPr>
+      <w:r>
+        <w:t xml:space="preserve">    email VARCHAR(254) NOT NULL UNIQUE,</w:t>
+      </w:r>
+    </w:p>
+    <w:p>
+      <w:pPr>
+        <w:pStyle w:val="SourceCode"/>
+      </w:pPr>
+      <w:r>
+        <w:t xml:space="preserve">    phone VARCHAR(20)  NULL</w:t>
+      </w:r>
+    </w:p>
+    <w:p>
+      <w:pPr>
+        <w:pStyle w:val="SourceCode"/>
+      </w:pPr>
+      <w:r>
+        <w:t>) CHARACTER SET utf8mb4;</w:t>
+      </w:r>
+    </w:p>
+    <w:p>
+      <w:pPr>
+        <w:pStyle w:val="SourceCode"/>
+      </w:pPr>
+    </w:p>
+    <w:p>
+      <w:pPr>
+        <w:pStyle w:val="SourceCode"/>
+      </w:pPr>
+      <w:r>
+        <w:t>-- Three known contacts; the new table numbers them 1, 2, 3. Grace Hopper</w:t>
+      </w:r>
+    </w:p>
+    <w:p>
+      <w:pPr>
+        <w:pStyle w:val="SourceCode"/>
+      </w:pPr>
+      <w:r>
+        <w:t>-- has no phone, so her phone is NULL: the word NULL without quotes, not</w:t>
+      </w:r>
+    </w:p>
+    <w:p>
+      <w:pPr>
+        <w:pStyle w:val="SourceCode"/>
+      </w:pPr>
+      <w:r>
+        <w:t>-- the text 'NULL'.</w:t>
+      </w:r>
+    </w:p>
+    <w:p>
+      <w:pPr>
+        <w:pStyle w:val="SourceCode"/>
+      </w:pPr>
+      <w:r>
+        <w:t>INSERT INTO contacts_rust (name, email, phone)</w:t>
+      </w:r>
+    </w:p>
+    <w:p>
+      <w:pPr>
+        <w:pStyle w:val="SourceCode"/>
+      </w:pPr>
+      <w:r>
+        <w:t xml:space="preserve">    VALUES ('Ada Lovelace', 'ada@example.com', '555-0100');</w:t>
+      </w:r>
+    </w:p>
+    <w:p>
+      <w:pPr>
+        <w:pStyle w:val="SourceCode"/>
+      </w:pPr>
+      <w:r>
+        <w:t>INSERT INTO contacts_rust (name, email, phone)</w:t>
+      </w:r>
+    </w:p>
+    <w:p>
+      <w:pPr>
+        <w:pStyle w:val="SourceCode"/>
+        <w:keepNext/>
+      </w:pPr>
+      <w:r>
+        <w:t xml:space="preserve">    VALUES ('Grace Hopper', 'grace@example.com', NULL);</w:t>
+      </w:r>
+    </w:p>
+    <w:p>
+      <w:pPr>
+        <w:pStyle w:val="SourceCode"/>
+        <w:keepNext/>
+      </w:pPr>
+      <w:r>
+        <w:t>INSERT INTO contacts_rust (name, email, phone)</w:t>
+      </w:r>
+    </w:p>
+    <w:p>
+      <w:pPr>
+        <w:pStyle w:val="SourceCode"/>
+      </w:pPr>
+      <w:r>
+        <w:t xml:space="preserve">    VALUES ('Alan Turing', 'alan@example.com', '555-0102');</w:t>
+      </w:r>
+    </w:p>
+    <w:p>
+      <w:pPr>
+        <w:keepNext/>
+      </w:pPr>
+    </w:p>
+    <w:p>
+      <w:pPr>
+        <w:pStyle w:val="Heading3"/>
+      </w:pPr>
+      <w:r>
+        <w:t>sql/reset_contacts_erlang.sql</w:t>
+      </w:r>
+    </w:p>
+    <w:p>
+      <w:pPr>
+        <w:pStyle w:val="SourceCode"/>
+        <w:keepNext/>
+      </w:pPr>
+      <w:r>
+        <w:t>-- Lesson 4.6's known contacts, for Erlang. This file resets</w:t>
+      </w:r>
+    </w:p>
+    <w:p>
+      <w:pPr>
+        <w:pStyle w:val="SourceCode"/>
+        <w:keepNext/>
+      </w:pPr>
+      <w:r>
+        <w:t>-- contacts_erlang, the Erlang programs' own contacts table: it drops the</w:t>
+      </w:r>
+    </w:p>
+    <w:p>
+      <w:pPr>
+        <w:pStyle w:val="SourceCode"/>
+      </w:pPr>
+      <w:r>
+        <w:t>-- table, with any rows earlier lessons or your own experiments left in it,</w:t>
+      </w:r>
+    </w:p>
+    <w:p>
+      <w:pPr>
+        <w:pStyle w:val="SourceCode"/>
+      </w:pPr>
+      <w:r>
+        <w:t>-- and builds it again with three known rows. Every run of the lesson's</w:t>
+      </w:r>
+    </w:p>
+    <w:p>
+      <w:pPr>
+        <w:pStyle w:val="SourceCode"/>
+      </w:pPr>
+      <w:r>
+        <w:t>-- programs then reads exactly these rows. The programs only read; they</w:t>
+      </w:r>
+    </w:p>
+    <w:p>
+      <w:pPr>
+        <w:pStyle w:val="SourceCode"/>
+      </w:pPr>
+      <w:r>
+        <w:t>-- never change the table.</w:t>
+      </w:r>
+    </w:p>
+    <w:p>
+      <w:pPr>
+        <w:pStyle w:val="SourceCode"/>
+      </w:pPr>
+    </w:p>
+    <w:p>
+      <w:pPr>
+        <w:pStyle w:val="SourceCode"/>
+      </w:pPr>
+      <w:r>
+        <w:t>-- Remove the old table and every row in it (Lesson 4.4). IF EXISTS skips</w:t>
+      </w:r>
+    </w:p>
+    <w:p>
+      <w:pPr>
+        <w:pStyle w:val="SourceCode"/>
+      </w:pPr>
+      <w:r>
+        <w:t>-- this when there is no table yet.</w:t>
+      </w:r>
+    </w:p>
+    <w:p>
+      <w:pPr>
+        <w:pStyle w:val="SourceCode"/>
+      </w:pPr>
+      <w:r>
+        <w:t>DROP TABLE IF EXISTS contacts_erlang;</w:t>
+      </w:r>
+    </w:p>
+    <w:p>
+      <w:pPr>
+        <w:pStyle w:val="SourceCode"/>
+      </w:pPr>
+    </w:p>
+    <w:p>
+      <w:pPr>
+        <w:pStyle w:val="SourceCode"/>
+      </w:pPr>
+      <w:r>
+        <w:t>-- Lesson 4.4's contacts_erlang table, exactly as it defined it.</w:t>
+      </w:r>
+    </w:p>
+    <w:p>
+      <w:pPr>
+        <w:pStyle w:val="SourceCode"/>
+      </w:pPr>
+      <w:r>
+        <w:t>CREATE TABLE contacts_erlang (</w:t>
+      </w:r>
+    </w:p>
+    <w:p>
+      <w:pPr>
+        <w:pStyle w:val="SourceCode"/>
+      </w:pPr>
+      <w:r>
+        <w:t xml:space="preserve">    id    INT AUTO_INCREMENT PRIMARY KEY,</w:t>
+      </w:r>
+    </w:p>
+    <w:p>
+      <w:pPr>
+        <w:pStyle w:val="SourceCode"/>
+      </w:pPr>
+      <w:r>
+        <w:t xml:space="preserve">    name  VARCHAR(100) NOT NULL,</w:t>
+      </w:r>
+    </w:p>
+    <w:p>
+      <w:pPr>
+        <w:pStyle w:val="SourceCode"/>
+      </w:pPr>
+      <w:r>
+        <w:t xml:space="preserve">    email VARCHAR(254) NOT NULL UNIQUE,</w:t>
+      </w:r>
+    </w:p>
+    <w:p>
+      <w:pPr>
+        <w:pStyle w:val="SourceCode"/>
+      </w:pPr>
+      <w:r>
+        <w:t xml:space="preserve">    phone VARCHAR(20)  NULL</w:t>
+      </w:r>
+    </w:p>
+    <w:p>
+      <w:pPr>
+        <w:pStyle w:val="SourceCode"/>
+      </w:pPr>
+      <w:r>
+        <w:t>) CHARACTER SET utf8mb4;</w:t>
+      </w:r>
+    </w:p>
+    <w:p>
+      <w:pPr>
+        <w:pStyle w:val="SourceCode"/>
+      </w:pPr>
+    </w:p>
+    <w:p>
+      <w:pPr>
+        <w:pStyle w:val="SourceCode"/>
+      </w:pPr>
+      <w:r>
+        <w:t>-- Three known contacts; the new table numbers them 1, 2, 3. Grace Hopper</w:t>
+      </w:r>
+    </w:p>
+    <w:p>
+      <w:pPr>
+        <w:pStyle w:val="SourceCode"/>
+      </w:pPr>
+      <w:r>
+        <w:t>-- has no phone, so her phone is NULL: the word NULL without quotes, not</w:t>
+      </w:r>
+    </w:p>
+    <w:p>
+      <w:pPr>
+        <w:pStyle w:val="SourceCode"/>
+      </w:pPr>
+      <w:r>
+        <w:t>-- the text 'NULL'.</w:t>
+      </w:r>
+    </w:p>
+    <w:p>
+      <w:pPr>
+        <w:pStyle w:val="SourceCode"/>
+      </w:pPr>
+      <w:r>
+        <w:t>INSERT INTO contacts_erlang (name, email, phone)</w:t>
+      </w:r>
+    </w:p>
+    <w:p>
+      <w:pPr>
+        <w:pStyle w:val="SourceCode"/>
+      </w:pPr>
+      <w:r>
+        <w:t xml:space="preserve">    VALUES ('Ada Lovelace', 'ada@example.com', '555-0100');</w:t>
+      </w:r>
+    </w:p>
+    <w:p>
+      <w:pPr>
+        <w:pStyle w:val="SourceCode"/>
+      </w:pPr>
+      <w:r>
+        <w:t>INSERT INTO contacts_erlang (name, email, phone)</w:t>
+      </w:r>
+    </w:p>
+    <w:p>
+      <w:pPr>
+        <w:pStyle w:val="SourceCode"/>
+        <w:keepNext/>
+      </w:pPr>
+      <w:r>
+        <w:t xml:space="preserve">    VALUES ('Grace Hopper', 'grace@example.com', NULL);</w:t>
+      </w:r>
+    </w:p>
+    <w:p>
+      <w:pPr>
+        <w:pStyle w:val="SourceCode"/>
+        <w:keepNext/>
+      </w:pPr>
+      <w:r>
+        <w:t>INSERT INTO contacts_erlang (name, email, phone)</w:t>
+      </w:r>
+    </w:p>
+    <w:p>
+      <w:pPr>
+        <w:pStyle w:val="SourceCode"/>
+      </w:pPr>
+      <w:r>
+        <w:t xml:space="preserve">    VALUES ('Alan Turing', 'alan@example.com', '555-0102');</w:t>
+      </w:r>
+    </w:p>
+    <w:p>
+      <w:pPr>
+        <w:keepNext/>
+      </w:pPr>
+    </w:p>
+    <w:p>
+      <w:r>
+        <w:t>Remember, the first command is Lesson 4.2's CREATE DATABASE IF NOT EXISTS spa_contacts, so this lesson works even if you start here. The next three run the files, one per language: source is the mysql client's own command, not SQL, and the client runs it from -e only with --commands; on Linux or macOS, &lt; sends the file to the client instead (Lesson 4.6). The last shows the Assembly programs' table, contacts_assembly; put your language's table in its place to see that one. Remember, MYSQL_PWD lasts only unti</w:t>
+      </w:r>
+      <w:r>
+        <w:t>l the block's last line, -D names the database, and -t prints the answer as a table.</w:t>
+      </w:r>
+    </w:p>
+    <w:p>
+      <w:pPr>
+        <w:keepNext/>
+      </w:pPr>
+    </w:p>
+    <w:p>
+      <w:pPr>
+        <w:pStyle w:val="Heading3"/>
+      </w:pPr>
+      <w:r>
         <w:t>Windows PowerShell Data Reset</w:t>
       </w:r>
     </w:p>
@@ -1997,7 +2494,7 @@
         <w:keepNext/>
       </w:pPr>
       <w:r>
-        <w:t xml:space="preserve">    -e "source ./sql/reset_contacts.sql"</w:t>
+        <w:t xml:space="preserve">    -e "source ./sql/reset_contacts_assembly.sql"</w:t>
       </w:r>
     </w:p>
     <w:p>
@@ -2006,6 +2503,42 @@
         <w:keepNext/>
       </w:pPr>
       <w:r>
+        <w:t>&amp; $mysql -u devuser -h 127.0.0.1 -P 3306 -D spa_contacts --commands `</w:t>
+      </w:r>
+    </w:p>
+    <w:p>
+      <w:pPr>
+        <w:pStyle w:val="CommandBlock"/>
+        <w:keepNext/>
+      </w:pPr>
+      <w:r>
+        <w:t xml:space="preserve">    -e "source ./sql/reset_contacts_rust.sql"</w:t>
+      </w:r>
+    </w:p>
+    <w:p>
+      <w:pPr>
+        <w:pStyle w:val="CommandBlock"/>
+        <w:keepNext/>
+      </w:pPr>
+      <w:r>
+        <w:t>&amp; $mysql -u devuser -h 127.0.0.1 -P 3306 -D spa_contacts --commands `</w:t>
+      </w:r>
+    </w:p>
+    <w:p>
+      <w:pPr>
+        <w:pStyle w:val="CommandBlock"/>
+        <w:keepNext/>
+      </w:pPr>
+      <w:r>
+        <w:t xml:space="preserve">    -e "source ./sql/reset_contacts_erlang.sql"</w:t>
+      </w:r>
+    </w:p>
+    <w:p>
+      <w:pPr>
+        <w:pStyle w:val="CommandBlock"/>
+        <w:keepNext/>
+      </w:pPr>
+      <w:r>
         <w:t>&amp; $mysql -u devuser -h 127.0.0.1 -P 3306 -D spa_contacts -t `</w:t>
       </w:r>
     </w:p>
@@ -2015,7 +2548,7 @@
         <w:keepNext/>
       </w:pPr>
       <w:r>
-        <w:t xml:space="preserve">    -e "SELECT id, name, email, phone FROM contacts ORDER BY id"</w:t>
+        <w:t xml:space="preserve">    -e "SELECT id, name, email, phone FROM contacts_assembly ORDER BY id"</w:t>
       </w:r>
     </w:p>
     <w:p>
@@ -2072,7 +2605,7 @@
         <w:keepNext/>
       </w:pPr>
       <w:r>
-        <w:t>mysql -u devuser -h 127.0.0.1 -P 3306 -D spa_contacts &lt; ./sql/reset_contacts.sql</w:t>
+        <w:t>mysql -u devuser -h 127.0.0.1 -P 3306 -D spa_contacts \</w:t>
       </w:r>
     </w:p>
     <w:p>
@@ -2081,6 +2614,51 @@
         <w:keepNext/>
       </w:pPr>
       <w:r>
+        <w:t xml:space="preserve">    &lt; ./sql/reset_contacts_assembly.sql</w:t>
+      </w:r>
+    </w:p>
+    <w:p>
+      <w:pPr>
+        <w:pStyle w:val="CommandBlock"/>
+        <w:keepNext/>
+      </w:pPr>
+      <w:r>
+        <w:t>mysql -u devuser -h 127.0.0.1 -P 3306 -D spa_contacts \</w:t>
+      </w:r>
+    </w:p>
+    <w:p>
+      <w:pPr>
+        <w:pStyle w:val="CommandBlock"/>
+        <w:keepNext/>
+      </w:pPr>
+      <w:r>
+        <w:t xml:space="preserve">    &lt; ./sql/reset_contacts_rust.sql</w:t>
+      </w:r>
+    </w:p>
+    <w:p>
+      <w:pPr>
+        <w:pStyle w:val="CommandBlock"/>
+        <w:keepNext/>
+      </w:pPr>
+      <w:r>
+        <w:t>mysql -u devuser -h 127.0.0.1 -P 3306 -D spa_contacts \</w:t>
+      </w:r>
+    </w:p>
+    <w:p>
+      <w:pPr>
+        <w:pStyle w:val="CommandBlock"/>
+        <w:keepNext/>
+      </w:pPr>
+      <w:r>
+        <w:t xml:space="preserve">    &lt; ./sql/reset_contacts_erlang.sql</w:t>
+      </w:r>
+    </w:p>
+    <w:p>
+      <w:pPr>
+        <w:pStyle w:val="CommandBlock"/>
+        <w:keepNext/>
+      </w:pPr>
+      <w:r>
         <w:t>mysql -u devuser -h 127.0.0.1 -P 3306 -D spa_contacts -t \</w:t>
       </w:r>
     </w:p>
@@ -2090,7 +2668,7 @@
         <w:keepNext/>
       </w:pPr>
       <w:r>
-        <w:t xml:space="preserve">    -e "SELECT id, name, email, phone FROM contacts ORDER BY id"</w:t>
+        <w:t xml:space="preserve">    -e "SELECT id, name, email, phone FROM contacts_assembly ORDER BY id"</w:t>
       </w:r>
     </w:p>
     <w:p>
@@ -2111,7 +2689,7 @@
         <w:keepNext/>
       </w:pPr>
       <w:r>
-        <w:t>The first two commands print nothing. The query prints exactly this table:</w:t>
+        <w:t>The first four commands print nothing. The query prints exactly this table; every language's table holds the same rows:</w:t>
       </w:r>
     </w:p>
     <w:p>
@@ -2267,7 +2845,7 @@
         <w:pStyle w:val="ListBullet"/>
       </w:pPr>
       <w:r>
-        <w:t>Unknown database 'spa_contacts' (error 1049), or Table 'spa_contacts.contacts' doesn't exist (error 1146): the Data Reset has not run yet. Run it.</w:t>
+        <w:t>Unknown database 'spa_contacts' (error 1049), or Table 'spa_contacts.contacts_assembly' doesn't exist (error 1146; each language's message names its own table): the Data Reset has not run yet. Run it.</w:t>
       </w:r>
     </w:p>
     <w:p>
@@ -2275,7 +2853,7 @@
         <w:pStyle w:val="ListBullet"/>
       </w:pPr>
       <w:r>
-        <w:t>Unknown column in 'field list' (error 1054): a column name in the SELECT is misspelled. Compare it with SELECT id, name, email, phone FROM contacts ORDER BY id.</w:t>
+        <w:t>Unknown column in 'field list' (error 1054): a column name in the SELECT is misspelled. Compare it with SELECT id, name, email, phone FROM contacts_assembly ORDER BY id.</w:t>
       </w:r>
     </w:p>
     <w:p>
@@ -2352,7 +2930,7 @@
         <w:t>Start with the most direct version: main reads SPA_DB_PASSWORD, connects to spa_contacts, sends the SELECT with mysql_query, fetches the rows with mysql_store_result, and in Lesson 4.1a's loop maps each row into the contact record: atoi for the id, snprintf to copy each text, and a check of the phone's address against 0. It prints each contact, frees the rows, and closes the connection. Like Lesson 4.6's Basic C, it checks that SPA_DB_PASSWORD is set and that mysql_real_connect worked, and after that it tru</w:t>
       </w:r>
       <w:r>
-        <w:t>sts the query; the Production-Minded version checks it. The record, the NULL check, and the release are new here, so their comments explain every part; read them as you type.</w:t>
+        <w:t>sts the query; the Production-Minded version checks it. The record, the NULL check, and the release are new here, so their comments explain every part; read them as you type. Remember, each language keeps its own table (Lesson 4.4): the Assembly programs read contacts_assembly.</w:t>
       </w:r>
     </w:p>
     <w:p>
@@ -2753,7 +3331,31 @@
         <w:pStyle w:val="SourceCode"/>
       </w:pPr>
       <w:r>
-        <w:t xml:space="preserve">    select_sql      db "SELECT id, name, email, phone FROM contacts "</w:t>
+        <w:t xml:space="preserve">    ; Remember, each language keeps its own table, here</w:t>
+      </w:r>
+    </w:p>
+    <w:p>
+      <w:pPr>
+        <w:pStyle w:val="SourceCode"/>
+      </w:pPr>
+      <w:r>
+        <w:t xml:space="preserve">    ; contacts_assembly, so its programs touch only their own rows</w:t>
+      </w:r>
+    </w:p>
+    <w:p>
+      <w:pPr>
+        <w:pStyle w:val="SourceCode"/>
+      </w:pPr>
+      <w:r>
+        <w:t xml:space="preserve">    ; (Lesson 4.4).</w:t>
+      </w:r>
+    </w:p>
+    <w:p>
+      <w:pPr>
+        <w:pStyle w:val="SourceCode"/>
+      </w:pPr>
+      <w:r>
+        <w:t xml:space="preserve">    select_sql      db "SELECT id, name, email, phone FROM contacts_assembly "</w:t>
       </w:r>
     </w:p>
     <w:p>
@@ -4713,7 +5315,7 @@
         <w:pStyle w:val="SourceCode"/>
       </w:pPr>
       <w:r>
-        <w:t xml:space="preserve">    select_sql      db "SELECT id, name, email, phone FROM contacts "</w:t>
+        <w:t xml:space="preserve">    select_sql      db "SELECT id, name, email, phone FROM contacts_assembly "</w:t>
       </w:r>
     </w:p>
     <w:p>
@@ -7119,7 +7721,7 @@
         <w:t>Start with the most direct version: main reads SPA_DB_PASSWORD, connects to spa_contacts with Lesson 4.2a's db_name setting, reads the contacts with query, and in a for loop maps each tuple into a Contact struct and prints it, with if let for the phone. Like every Basic version in this chapter, it first checks that SPA_DB_PASSWORD is set; after that, it trusts every step with unwrap, and the Production-Minded version checks them. The record, the NULL check, and the field shorthand are new here, so their com</w:t>
       </w:r>
       <w:r>
-        <w:t>ments explain them; read the comments as you type.</w:t>
+        <w:t>ments explain them; read the comments as you type. Remember, each language keeps its own table (Lesson 4.4): the Rust programs read contacts_rust.</w:t>
       </w:r>
     </w:p>
     <w:p>
@@ -7530,6 +8132,22 @@
         <w:pStyle w:val="SourceCode"/>
       </w:pPr>
       <w:r>
+        <w:t xml:space="preserve">    // Remember, each language keeps its own table, here contacts_rust,</w:t>
+      </w:r>
+    </w:p>
+    <w:p>
+      <w:pPr>
+        <w:pStyle w:val="SourceCode"/>
+      </w:pPr>
+      <w:r>
+        <w:t xml:space="preserve">    // so its programs touch only their own rows (Lesson 4.4).</w:t>
+      </w:r>
+    </w:p>
+    <w:p>
+      <w:pPr>
+        <w:pStyle w:val="SourceCode"/>
+      </w:pPr>
+      <w:r>
         <w:t xml:space="preserve">    let rows: Vec&lt;(u32, String, String, Option&lt;String&gt;)&gt; = connection</w:t>
       </w:r>
     </w:p>
@@ -7538,7 +8156,7 @@
         <w:pStyle w:val="SourceCode"/>
       </w:pPr>
       <w:r>
-        <w:t xml:space="preserve">        .query("SELECT id, name, email, phone FROM contacts ORDER BY id")</w:t>
+        <w:t xml:space="preserve">        .query("SELECT id, name, email, phone FROM contacts_rust ORDER BY id")</w:t>
       </w:r>
     </w:p>
     <w:p>
@@ -7943,7 +8561,7 @@
         <w:pStyle w:val="ListBullet"/>
       </w:pPr>
       <w:r>
-        <w:t>If the program stops with a line starting thread 'main' panicked, read the next line, which starts called `Result::unwrap()` on an `Err` value: it holds the server's reason, such as MySqlError { ERROR 1146 (42S02): Table 'spa_contacts.contacts' doesn't exist }. Remember, a tuple whose types do not match the row stops the program with Couldn't convert Row (Lesson 4.3a): compare the tuple with the SELECT, one type per column, in order, with Option&lt;String&gt; for the phone.</w:t>
+        <w:t>If the program stops with a line starting thread 'main' panicked, read the next line, which starts called `Result::unwrap()` on an `Err` value: it holds the server's reason, such as MySqlError { ERROR 1146 (42S02): Table 'spa_contacts.contacts_rust' doesn't exist }. Remember, a tuple whose types do not match the row stops the program with Couldn't convert Row (Lesson 4.3a): compare the tuple with the SELECT, one type per column, in order, with Option&lt;String&gt; for the phone.</w:t>
       </w:r>
     </w:p>
     <w:p>
@@ -8127,7 +8745,7 @@
         <w:pStyle w:val="SourceCode"/>
       </w:pPr>
       <w:r>
-        <w:t xml:space="preserve">    "SELECT id, name, email, phone FROM contacts ORDER BY id";</w:t>
+        <w:t xml:space="preserve">    "SELECT id, name, email, phone FROM contacts_rust ORDER BY id";</w:t>
       </w:r>
     </w:p>
     <w:p>
@@ -9188,7 +9806,7 @@
         <w:t>Start with the most direct version: main reads SPA_DB_PASSWORD, check_connector makes sure the connector is there, then list_contacts connects to spa_contacts with Lesson 4.2a's {database, Name} setting, reads the contacts with mysql:query, and in lists:foreach maps each row into a contact record and prints it, with a case for the phone. Like every Basic version in this chapter, it first checks that SPA_DB_PASSWORD is set; after that, it trusts every step: each result is matched with =, so a failure stops t</w:t>
       </w:r>
       <w:r>
-        <w:t>he program with a badmatch error. The record and the NULL check are new here, so their comments explain them; read the comments as you type.</w:t>
+        <w:t>he program with a badmatch error. The record and the NULL check are new here, so their comments explain them; read the comments as you type. Remember, each language keeps its own table (Lesson 4.4): the Erlang programs read contacts_erlang.</w:t>
       </w:r>
     </w:p>
     <w:p>
@@ -9636,6 +10254,22 @@
         <w:pStyle w:val="SourceCode"/>
       </w:pPr>
       <w:r>
+        <w:t xml:space="preserve">    %% Remember, each language keeps its own table, here contacts_erlang,</w:t>
+      </w:r>
+    </w:p>
+    <w:p>
+      <w:pPr>
+        <w:pStyle w:val="SourceCode"/>
+      </w:pPr>
+      <w:r>
+        <w:t xml:space="preserve">    %% so its programs touch only their own rows (Lesson 4.4).</w:t>
+      </w:r>
+    </w:p>
+    <w:p>
+      <w:pPr>
+        <w:pStyle w:val="SourceCode"/>
+      </w:pPr>
+      <w:r>
         <w:t xml:space="preserve">    {ok, _ColumnNames, Rows} =</w:t>
       </w:r>
     </w:p>
@@ -9644,15 +10278,23 @@
         <w:pStyle w:val="SourceCode"/>
       </w:pPr>
       <w:r>
-        <w:t xml:space="preserve">        mysql:query(Connection,</w:t>
-      </w:r>
-    </w:p>
-    <w:p>
-      <w:pPr>
-        <w:pStyle w:val="SourceCode"/>
-      </w:pPr>
-      <w:r>
-        <w:t xml:space="preserve">                    "SELECT id, name, email, phone FROM contacts ORDER BY id"),</w:t>
+        <w:t xml:space="preserve">        mysql:query(</w:t>
+      </w:r>
+    </w:p>
+    <w:p>
+      <w:pPr>
+        <w:pStyle w:val="SourceCode"/>
+      </w:pPr>
+      <w:r>
+        <w:t xml:space="preserve">          Connection,</w:t>
+      </w:r>
+    </w:p>
+    <w:p>
+      <w:pPr>
+        <w:pStyle w:val="SourceCode"/>
+      </w:pPr>
+      <w:r>
+        <w:t xml:space="preserve">          "SELECT id, name, email, phone FROM contacts_erlang ORDER BY id"),</w:t>
       </w:r>
     </w:p>
     <w:p>
@@ -10141,10 +10783,10 @@
         <w:pStyle w:val="ListBullet"/>
       </w:pPr>
       <w:r>
-        <w:t xml:space="preserve">If erl stops with Runtime terminating during boot and {badmatch,...}, a step failed and its = match stopped this Basic version; the reason is inside, such as {1146,&lt;&lt;"42S02"&gt;&gt;,&lt;&lt;"Table 'spa_contacts.contacts' doesn't exist"&gt;&gt;}. Remember, delete the erl_crash.dump file it writes: it can hold the password (Lesson 4.4a). If it stops with function_clause, the fun's pattern does not have four values. If the program prints Error: the mysql connector module was not found, the erlc command left out the connector's </w:t>
-      </w:r>
-      <w:r>
-        <w:t>five modules, or the Erlang Connector Setup did not run.</w:t>
+        <w:t>If erl stops with Runtime terminating during boot and {badmatch,...}, a step failed and its = match stopped this Basic version; the reason is inside, such as {1146,&lt;&lt;"42S02"&gt;&gt;,&lt;&lt;"Table 'spa_contacts.contacts_erlang' doesn't exist"&gt;&gt;}. Remember, delete the erl_crash.dump file it writes: it can hold the password (Lesson 4.4a). If it stops with function_clause, the fun's pattern does not have four values. If the program prints Error: the mysql connector module was not found, the erlc command left out the conne</w:t>
+      </w:r>
+      <w:r>
+        <w:t>ctor's five modules, or the Erlang Connector Setup did not run.</w:t>
       </w:r>
     </w:p>
     <w:p>
@@ -10304,7 +10946,7 @@
         <w:pStyle w:val="SourceCode"/>
       </w:pPr>
       <w:r>
-        <w:t xml:space="preserve">        "SELECT id, name, email, phone FROM contacts ORDER BY id").</w:t>
+        <w:t xml:space="preserve">        "SELECT id, name, email, phone FROM contacts_erlang ORDER BY id").</w:t>
       </w:r>
     </w:p>
     <w:p>
@@ -14166,7 +14808,25 @@
         <w:keepNext/>
       </w:pPr>
       <w:r>
-        <w:t>Query: SELECT id, name, email, phone FROM contacts ORDER BY id</w:t>
+        <w:t>Tables: contacts_assembly, contacts_rust, contacts_erlang;</w:t>
+      </w:r>
+    </w:p>
+    <w:p>
+      <w:pPr>
+        <w:pStyle w:val="RequiredOutput"/>
+        <w:keepNext/>
+      </w:pPr>
+      <w:r>
+        <w:t xml:space="preserve">  each reset by its own file</w:t>
+      </w:r>
+    </w:p>
+    <w:p>
+      <w:pPr>
+        <w:pStyle w:val="RequiredOutput"/>
+        <w:keepNext/>
+      </w:pPr>
+      <w:r>
+        <w:t>Query (Assembly): SELECT id, name, email, phone FROM contacts_assembly ORDER BY id</w:t>
       </w:r>
     </w:p>
     <w:p>
@@ -15189,31 +15849,31 @@
       </w:rPr>
     </w:lvl>
   </w:abstractNum>
-  <w:num w:numId="1" w16cid:durableId="2087652016">
+  <w:num w:numId="1" w16cid:durableId="386076513">
     <w:abstractNumId w:val="8"/>
   </w:num>
-  <w:num w:numId="2" w16cid:durableId="437067941">
+  <w:num w:numId="2" w16cid:durableId="1116019092">
     <w:abstractNumId w:val="6"/>
   </w:num>
-  <w:num w:numId="3" w16cid:durableId="657727224">
+  <w:num w:numId="3" w16cid:durableId="411854912">
     <w:abstractNumId w:val="5"/>
   </w:num>
-  <w:num w:numId="4" w16cid:durableId="588345359">
+  <w:num w:numId="4" w16cid:durableId="179438803">
     <w:abstractNumId w:val="4"/>
   </w:num>
-  <w:num w:numId="5" w16cid:durableId="1858078493">
+  <w:num w:numId="5" w16cid:durableId="266616428">
     <w:abstractNumId w:val="7"/>
   </w:num>
-  <w:num w:numId="6" w16cid:durableId="610476617">
+  <w:num w:numId="6" w16cid:durableId="249892668">
     <w:abstractNumId w:val="3"/>
   </w:num>
-  <w:num w:numId="7" w16cid:durableId="544218840">
+  <w:num w:numId="7" w16cid:durableId="119495736">
     <w:abstractNumId w:val="2"/>
   </w:num>
-  <w:num w:numId="8" w16cid:durableId="993218413">
+  <w:num w:numId="8" w16cid:durableId="2106654756">
     <w:abstractNumId w:val="1"/>
   </w:num>
-  <w:num w:numId="9" w16cid:durableId="1644652650">
+  <w:num w:numId="9" w16cid:durableId="1841653368">
     <w:abstractNumId w:val="0"/>
   </w:num>
 </w:numbering>

--- a/Volume 1/Chapter 04 - Databases/SPA_Vol1_Ch4_Lesson4_6a_SELECT_Extended.docx
+++ b/Volume 1/Chapter 04 - Databases/SPA_Vol1_Ch4_Lesson4_6a_SELECT_Extended.docx
@@ -471,7 +471,11 @@
         <w:pStyle w:val="ListBullet"/>
       </w:pPr>
       <w:r>
-        <w:t>Remember, Solidity has no NULL: a mapping reads a key that was never set as its type's zero value (Lesson 2.8a). So a contract cannot store "no phone" as anything but a value it chooses; ContactBook's rule is empty text (Lesson 4.5a). A mapping also keeps no list of its keys, so it cannot be listed or counted (Lesson 4.1a): the script can visit every contact only because ContactBook numbers its ids 1, 2, 3 itself and counts them in lastId.</w:t>
+        <w:t xml:space="preserve">Remember, Solidity has no NULL: a mapping reads a key that was never set as its type's zero value (Lesson 2.8a). So a contract cannot store "no phone" as anything but a value it chooses; ContactBook's rule is </w:t>
+      </w:r>
+      <w:r>
+        <w:lastRenderedPageBreak/>
+        <w:t>empty text (Lesson 4.5a). A mapping also keeps no list of its keys, so it cannot be listed or counted (Lesson 4.1a): the script can visit every contact only because ContactBook numbers its ids 1, 2, 3 itself and counts them in lastId.</w:t>
       </w:r>
     </w:p>
     <w:p>
@@ -1132,7 +1136,7 @@
         <w:keepNext/>
       </w:pPr>
       <w:r>
-        <w:t>[profile.default]</w:t>
+        <w:t>[profile.default]  # Remember, the settings forge uses by default.</w:t>
       </w:r>
     </w:p>
     <w:p>
@@ -1831,7 +1835,7 @@
         <w:pStyle w:val="SourceCode"/>
       </w:pPr>
       <w:r>
-        <w:t>-- Lesson 4.4's contacts_assembly table, exactly as it defined it.</w:t>
+        <w:t>-- Lesson 4.4a's contacts_assembly table, exactly as it defined it.</w:t>
       </w:r>
     </w:p>
     <w:p>
@@ -2055,7 +2059,7 @@
         <w:pStyle w:val="SourceCode"/>
       </w:pPr>
       <w:r>
-        <w:t>-- Lesson 4.4's contacts_rust table, exactly as it defined it.</w:t>
+        <w:t>-- Lesson 4.4a's contacts_rust table, exactly as it defined it.</w:t>
       </w:r>
     </w:p>
     <w:p>
@@ -2287,7 +2291,7 @@
         <w:pStyle w:val="SourceCode"/>
       </w:pPr>
       <w:r>
-        <w:t>-- Lesson 4.4's contacts_erlang table, exactly as it defined it.</w:t>
+        <w:t>-- Lesson 4.4a's contacts_erlang table, exactly as it defined it.</w:t>
       </w:r>
     </w:p>
     <w:p>
@@ -3331,23 +3335,23 @@
         <w:pStyle w:val="SourceCode"/>
       </w:pPr>
       <w:r>
-        <w:t xml:space="preserve">    ; Remember, each language keeps its own table, here</w:t>
-      </w:r>
-    </w:p>
-    <w:p>
-      <w:pPr>
-        <w:pStyle w:val="SourceCode"/>
-      </w:pPr>
-      <w:r>
-        <w:t xml:space="preserve">    ; contacts_assembly, so its programs touch only their own rows</w:t>
-      </w:r>
-    </w:p>
-    <w:p>
-      <w:pPr>
-        <w:pStyle w:val="SourceCode"/>
-      </w:pPr>
-      <w:r>
-        <w:t xml:space="preserve">    ; (Lesson 4.4).</w:t>
+        <w:t xml:space="preserve">    ; Remember, each language keeps its own table, here contacts_assembly</w:t>
+      </w:r>
+    </w:p>
+    <w:p>
+      <w:pPr>
+        <w:pStyle w:val="SourceCode"/>
+      </w:pPr>
+      <w:r>
+        <w:t xml:space="preserve">    ; (Lesson 4.4). A long statement is written in db pieces that join into</w:t>
+      </w:r>
+    </w:p>
+    <w:p>
+      <w:pPr>
+        <w:pStyle w:val="SourceCode"/>
+      </w:pPr>
+      <w:r>
+        <w:t xml:space="preserve">    ; one text; every piece but the last ends with a space (Lesson 4.4a).</w:t>
       </w:r>
     </w:p>
     <w:p>
@@ -3716,23 +3720,23 @@
         <w:pStyle w:val="SourceCode"/>
       </w:pPr>
       <w:r>
-        <w:t xml:space="preserve">    ; Remember, mysql_real_connect's fifth value, at [rsp + 32], is the</w:t>
-      </w:r>
-    </w:p>
-    <w:p>
-      <w:pPr>
-        <w:pStyle w:val="SourceCode"/>
-      </w:pPr>
-      <w:r>
-        <w:t xml:space="preserve">    ; database setting (Lesson 4.2a). It returns 0 when it cannot</w:t>
-      </w:r>
-    </w:p>
-    <w:p>
-      <w:pPr>
-        <w:pStyle w:val="SourceCode"/>
-      </w:pPr>
-      <w:r>
-        <w:t xml:space="preserve">    ; connect, so even this Basic version checks.</w:t>
+        <w:t xml:space="preserve">    ; Remember, mysql_init(0) makes the handle. mysql_real_connect takes it,</w:t>
+      </w:r>
+    </w:p>
+    <w:p>
+      <w:pPr>
+        <w:pStyle w:val="SourceCode"/>
+      </w:pPr>
+      <w:r>
+        <w:t xml:space="preserve">    ; the host, user, and password in registers, then from [rsp + 32] the</w:t>
+      </w:r>
+    </w:p>
+    <w:p>
+      <w:pPr>
+        <w:pStyle w:val="SourceCode"/>
+      </w:pPr>
+      <w:r>
+        <w:t xml:space="preserve">    ; database (Lesson 4.2a), port, 0, and client flags 0; 0 means it failed.</w:t>
       </w:r>
     </w:p>
     <w:p>
@@ -5307,7 +5311,7 @@
         <w:pStyle w:val="SourceCode"/>
       </w:pPr>
       <w:r>
-        <w:t xml:space="preserve">    ; The query: every contact, in id order.</w:t>
+        <w:t xml:space="preserve">    ; The query, every contact in id order. Remember, its db lines join.</w:t>
       </w:r>
     </w:p>
     <w:p>
@@ -6374,7 +6378,7 @@
         <w:pStyle w:val="SourceCode"/>
       </w:pPr>
       <w:r>
-        <w:t>;   in:      rcx = the connection handle</w:t>
+        <w:t>;   in:      rcx = the connection handle, left in rcx for mysql_query</w:t>
       </w:r>
     </w:p>
     <w:p>
@@ -6390,15 +6394,15 @@
         <w:pStyle w:val="SourceCode"/>
       </w:pPr>
       <w:r>
-        <w:t>; Remember, mysql_store_result returns 0 when fetching the rows fails.</w:t>
-      </w:r>
-    </w:p>
-    <w:p>
-      <w:pPr>
-        <w:pStyle w:val="SourceCode"/>
-      </w:pPr>
-      <w:r>
-        <w:t>; The rows are freed once, after the last one has been read.</w:t>
+        <w:t>; Remember, mysql_query returns 0 for success, mysql_store_result 0 for</w:t>
+      </w:r>
+    </w:p>
+    <w:p>
+      <w:pPr>
+        <w:pStyle w:val="SourceCode"/>
+      </w:pPr>
+      <w:r>
+        <w:t>; failure. The rows are freed once, after the last one has been read.</w:t>
       </w:r>
     </w:p>
     <w:p>
@@ -9271,15 +9275,15 @@
         <w:pStyle w:val="SourceCode"/>
       </w:pPr>
       <w:r>
-        <w:t>/// the connection is dropped, which closes it, when run returns,</w:t>
-      </w:r>
-    </w:p>
-    <w:p>
-      <w:pPr>
-        <w:pStyle w:val="SourceCode"/>
-      </w:pPr>
-      <w:r>
-        <w:t>/// whichever way it returns.</w:t>
+        <w:t>/// ? returns the Err at once, &amp;mut lends the connection so it can change,</w:t>
+      </w:r>
+    </w:p>
+    <w:p>
+      <w:pPr>
+        <w:pStyle w:val="SourceCode"/>
+      </w:pPr>
+      <w:r>
+        <w:t>/// and the connection is dropped, which closes it, when run returns.</w:t>
       </w:r>
     </w:p>
     <w:p>
@@ -10988,23 +10992,23 @@
         <w:pStyle w:val="SourceCode"/>
       </w:pPr>
       <w:r>
-        <w:t>%% Lesson 4.2a's connect_database: connects with every setting, the</w:t>
-      </w:r>
-    </w:p>
-    <w:p>
-      <w:pPr>
-        <w:pStyle w:val="SourceCode"/>
-      </w:pPr>
-      <w:r>
-        <w:t>%% database too. Returns {ok, Connection}, or {error, Message} naming the</w:t>
-      </w:r>
-    </w:p>
-    <w:p>
-      <w:pPr>
-        <w:pStyle w:val="SourceCode"/>
-      </w:pPr>
-      <w:r>
-        <w:t>%% database, the server, and the reason.</w:t>
+        <w:t>%% Lesson 4.2a's connect_database connects and returns {ok, Connection}, a</w:t>
+      </w:r>
+    </w:p>
+    <w:p>
+      <w:pPr>
+        <w:pStyle w:val="SourceCode"/>
+      </w:pPr>
+      <w:r>
+        <w:t>%% pid(), or {error, Message}, iodata() text naming the database, server,</w:t>
+      </w:r>
+    </w:p>
+    <w:p>
+      <w:pPr>
+        <w:pStyle w:val="SourceCode"/>
+      </w:pPr>
+      <w:r>
+        <w:t>%% and reason. Remember, -spec documents types.</w:t>
       </w:r>
     </w:p>
     <w:p>
@@ -11121,15 +11125,15 @@
         <w:pStyle w:val="SourceCode"/>
       </w:pPr>
       <w:r>
-        <w:t>%% Remember, reason_text (Lesson 4.0a) turns the connector's reason into</w:t>
-      </w:r>
-    </w:p>
-    <w:p>
-      <w:pPr>
-        <w:pStyle w:val="SourceCode"/>
-      </w:pPr>
-      <w:r>
-        <w:t>%% text, and never prints a whole term, which could hold the password.</w:t>
+        <w:t>%% Remember, reason_text (Lesson 4.0a) turns the reason into text, never a</w:t>
+      </w:r>
+    </w:p>
+    <w:p>
+      <w:pPr>
+        <w:pStyle w:val="SourceCode"/>
+      </w:pPr>
+      <w:r>
+        <w:t>%% whole term, which could hold the password; the when guard fits only atoms.</w:t>
       </w:r>
     </w:p>
     <w:p>
@@ -11214,15 +11218,15 @@
         <w:pStyle w:val="SourceCode"/>
       </w:pPr>
       <w:r>
-        <w:t>%% Maps one row (id, name, email, phone) into a contact record. mysql-otp</w:t>
-      </w:r>
-    </w:p>
-    <w:p>
-      <w:pPr>
-        <w:pStyle w:val="SourceCode"/>
-      </w:pPr>
-      <w:r>
-        <w:t>%% has already turned a NULL phone into the atom null.</w:t>
+        <w:t>%% Maps one row (id, name, email, phone) into a contact record (#contact{}</w:t>
+      </w:r>
+    </w:p>
+    <w:p>
+      <w:pPr>
+        <w:pStyle w:val="SourceCode"/>
+      </w:pPr>
+      <w:r>
+        <w:t>%% in the -spec). mysql-otp has already turned a NULL phone into the atom null.</w:t>
       </w:r>
     </w:p>
     <w:p>
@@ -11344,31 +11348,31 @@
         <w:pStyle w:val="SourceCode"/>
       </w:pPr>
       <w:r>
-        <w:t>%% Queries every contact, maps each row into a record, and prints each</w:t>
-      </w:r>
-    </w:p>
-    <w:p>
-      <w:pPr>
-        <w:pStyle w:val="SourceCode"/>
-      </w:pPr>
-      <w:r>
-        <w:t>%% one. Returns true, or prints one Error line and returns false.</w:t>
-      </w:r>
-    </w:p>
-    <w:p>
-      <w:pPr>
-        <w:pStyle w:val="SourceCode"/>
-      </w:pPr>
-      <w:r>
-        <w:t>%% Remember, lists:map returns a new list with the fun's result for each</w:t>
-      </w:r>
-    </w:p>
-    <w:p>
-      <w:pPr>
-        <w:pStyle w:val="SourceCode"/>
-      </w:pPr>
-      <w:r>
-        <w:t>%% item (Lesson 2.7a).</w:t>
+        <w:t>%% Queries every contact, maps each row into a record, and prints each one.</w:t>
+      </w:r>
+    </w:p>
+    <w:p>
+      <w:pPr>
+        <w:pStyle w:val="SourceCode"/>
+      </w:pPr>
+      <w:r>
+        <w:t>%% Returns true, or false after one Error line: a refused query answers</w:t>
+      </w:r>
+    </w:p>
+    <w:p>
+      <w:pPr>
+        <w:pStyle w:val="SourceCode"/>
+      </w:pPr>
+      <w:r>
+        <w:t>%% {error, {ErrorCode, SqlState, Message}}, and Message is the server's own</w:t>
+      </w:r>
+    </w:p>
+    <w:p>
+      <w:pPr>
+        <w:pStyle w:val="SourceCode"/>
+      </w:pPr>
+      <w:r>
+        <w:t>%% words. Remember, lists:map returns a new list of the fun's results.</w:t>
       </w:r>
     </w:p>
     <w:p>
@@ -11501,7 +11505,7 @@
         <w:pStyle w:val="SourceCode"/>
       </w:pPr>
       <w:r>
-        <w:t>%% after part of try closes the connection however the try part ends.</w:t>
+        <w:t>%% after part always runs, and try's value is the try part's true or false.</w:t>
       </w:r>
     </w:p>
     <w:p>
@@ -13207,31 +13211,31 @@
         <w:pStyle w:val="SourceCode"/>
       </w:pPr>
       <w:r>
-        <w:t xml:space="preserve">        // loop works only because ContactBook keeps its own count of the</w:t>
-      </w:r>
-    </w:p>
-    <w:p>
-      <w:pPr>
-        <w:pStyle w:val="SourceCode"/>
-      </w:pPr>
-      <w:r>
-        <w:t xml:space="preserve">        // ids it handed out, lastId, and they have no gaps, so the ids 1</w:t>
-      </w:r>
-    </w:p>
-    <w:p>
-      <w:pPr>
-        <w:pStyle w:val="SourceCode"/>
-      </w:pPr>
-      <w:r>
-        <w:t xml:space="preserve">        // to lastId are every key there is. Counting up from 1 is the</w:t>
-      </w:r>
-    </w:p>
-    <w:p>
-      <w:pPr>
-        <w:pStyle w:val="SourceCode"/>
-      </w:pPr>
-      <w:r>
-        <w:t xml:space="preserve">        // order: the loop is this script's ORDER BY id.</w:t>
+        <w:t xml:space="preserve">        // loop works only because ContactBook counts the ids it handed out</w:t>
+      </w:r>
+    </w:p>
+    <w:p>
+      <w:pPr>
+        <w:pStyle w:val="SourceCode"/>
+      </w:pPr>
+      <w:r>
+        <w:t xml:space="preserve">        // in lastId, read here with the getter lastId() that public wrote,</w:t>
+      </w:r>
+    </w:p>
+    <w:p>
+      <w:pPr>
+        <w:pStyle w:val="SourceCode"/>
+      </w:pPr>
+      <w:r>
+        <w:t xml:space="preserve">        // and the ids have no gaps, so 1 to lastId is every key there is.</w:t>
+      </w:r>
+    </w:p>
+    <w:p>
+      <w:pPr>
+        <w:pStyle w:val="SourceCode"/>
+      </w:pPr>
+      <w:r>
+        <w:t xml:space="preserve">        // Counting up from 1 is the order: this script's ORDER BY id.</w:t>
       </w:r>
     </w:p>
     <w:p>
@@ -15849,31 +15853,31 @@
       </w:rPr>
     </w:lvl>
   </w:abstractNum>
-  <w:num w:numId="1" w16cid:durableId="386076513">
+  <w:num w:numId="1" w16cid:durableId="1014645681">
     <w:abstractNumId w:val="8"/>
   </w:num>
-  <w:num w:numId="2" w16cid:durableId="1116019092">
+  <w:num w:numId="2" w16cid:durableId="1363167879">
     <w:abstractNumId w:val="6"/>
   </w:num>
-  <w:num w:numId="3" w16cid:durableId="411854912">
+  <w:num w:numId="3" w16cid:durableId="423959001">
     <w:abstractNumId w:val="5"/>
   </w:num>
-  <w:num w:numId="4" w16cid:durableId="179438803">
+  <w:num w:numId="4" w16cid:durableId="540172437">
     <w:abstractNumId w:val="4"/>
   </w:num>
-  <w:num w:numId="5" w16cid:durableId="266616428">
+  <w:num w:numId="5" w16cid:durableId="263463219">
     <w:abstractNumId w:val="7"/>
   </w:num>
-  <w:num w:numId="6" w16cid:durableId="249892668">
+  <w:num w:numId="6" w16cid:durableId="1097600471">
     <w:abstractNumId w:val="3"/>
   </w:num>
-  <w:num w:numId="7" w16cid:durableId="119495736">
+  <w:num w:numId="7" w16cid:durableId="3670028">
     <w:abstractNumId w:val="2"/>
   </w:num>
-  <w:num w:numId="8" w16cid:durableId="2106654756">
+  <w:num w:numId="8" w16cid:durableId="538712015">
     <w:abstractNumId w:val="1"/>
   </w:num>
-  <w:num w:numId="9" w16cid:durableId="1841653368">
+  <w:num w:numId="9" w16cid:durableId="933632190">
     <w:abstractNumId w:val="0"/>
   </w:num>
 </w:numbering>
